--- a/klagomål/A 55258-2025 FSC-klagomål.docx
+++ b/klagomål/A 55258-2025 FSC-klagomål.docx
@@ -854,7 +854,7 @@
     <w:r>
       <w:tab/>
       <w:tab/>
-      <w:t>2025-11-08</w:t>
+      <w:t>2025-11-09</w:t>
       <w:br/>
       <w:br/>
     </w:r>

--- a/klagomål/A 55258-2025 FSC-klagomål.docx
+++ b/klagomål/A 55258-2025 FSC-klagomål.docx
@@ -854,7 +854,7 @@
     <w:r>
       <w:tab/>
       <w:tab/>
-      <w:t>2025-11-09</w:t>
+      <w:t>2025-11-10</w:t>
       <w:br/>
       <w:br/>
     </w:r>

--- a/klagomål/A 55258-2025 FSC-klagomål.docx
+++ b/klagomål/A 55258-2025 FSC-klagomål.docx
@@ -854,7 +854,7 @@
     <w:r>
       <w:tab/>
       <w:tab/>
-      <w:t>2025-11-10</w:t>
+      <w:t>2025-11-11</w:t>
       <w:br/>
       <w:br/>
     </w:r>

--- a/klagomål/A 55258-2025 FSC-klagomål.docx
+++ b/klagomål/A 55258-2025 FSC-klagomål.docx
@@ -854,7 +854,7 @@
     <w:r>
       <w:tab/>
       <w:tab/>
-      <w:t>2025-11-11</w:t>
+      <w:t>2025-11-12</w:t>
       <w:br/>
       <w:br/>
     </w:r>

--- a/klagomål/A 55258-2025 FSC-klagomål.docx
+++ b/klagomål/A 55258-2025 FSC-klagomål.docx
@@ -854,7 +854,7 @@
     <w:r>
       <w:tab/>
       <w:tab/>
-      <w:t>2025-11-12</w:t>
+      <w:t>2025-11-13</w:t>
       <w:br/>
       <w:br/>
     </w:r>

--- a/klagomål/A 55258-2025 FSC-klagomål.docx
+++ b/klagomål/A 55258-2025 FSC-klagomål.docx
@@ -854,7 +854,7 @@
     <w:r>
       <w:tab/>
       <w:tab/>
-      <w:t>2025-11-13</w:t>
+      <w:t>2025-11-14</w:t>
       <w:br/>
       <w:br/>
     </w:r>

--- a/klagomål/A 55258-2025 FSC-klagomål.docx
+++ b/klagomål/A 55258-2025 FSC-klagomål.docx
@@ -854,7 +854,7 @@
     <w:r>
       <w:tab/>
       <w:tab/>
-      <w:t>2025-11-14</w:t>
+      <w:t>2025-11-15</w:t>
       <w:br/>
       <w:br/>
     </w:r>

--- a/klagomål/A 55258-2025 FSC-klagomål.docx
+++ b/klagomål/A 55258-2025 FSC-klagomål.docx
@@ -854,7 +854,7 @@
     <w:r>
       <w:tab/>
       <w:tab/>
-      <w:t>2025-11-15</w:t>
+      <w:t>2025-11-20</w:t>
       <w:br/>
       <w:br/>
     </w:r>

--- a/klagomål/A 55258-2025 FSC-klagomål.docx
+++ b/klagomål/A 55258-2025 FSC-klagomål.docx
@@ -854,7 +854,7 @@
     <w:r>
       <w:tab/>
       <w:tab/>
-      <w:t>2025-11-20</w:t>
+      <w:t>2025-11-21</w:t>
       <w:br/>
       <w:br/>
     </w:r>

--- a/klagomål/A 55258-2025 FSC-klagomål.docx
+++ b/klagomål/A 55258-2025 FSC-klagomål.docx
@@ -854,7 +854,7 @@
     <w:r>
       <w:tab/>
       <w:tab/>
-      <w:t>2025-11-21</w:t>
+      <w:t>2025-11-22</w:t>
       <w:br/>
       <w:br/>
     </w:r>

--- a/klagomål/A 55258-2025 FSC-klagomål.docx
+++ b/klagomål/A 55258-2025 FSC-klagomål.docx
@@ -854,7 +854,7 @@
     <w:r>
       <w:tab/>
       <w:tab/>
-      <w:t>2025-11-22</w:t>
+      <w:t>2025-11-23</w:t>
       <w:br/>
       <w:br/>
     </w:r>

--- a/klagomål/A 55258-2025 FSC-klagomål.docx
+++ b/klagomål/A 55258-2025 FSC-klagomål.docx
@@ -854,7 +854,7 @@
     <w:r>
       <w:tab/>
       <w:tab/>
-      <w:t>2025-11-23</w:t>
+      <w:t>2025-11-24</w:t>
       <w:br/>
       <w:br/>
     </w:r>

--- a/klagomål/A 55258-2025 FSC-klagomål.docx
+++ b/klagomål/A 55258-2025 FSC-klagomål.docx
@@ -854,7 +854,7 @@
     <w:r>
       <w:tab/>
       <w:tab/>
-      <w:t>2025-11-24</w:t>
+      <w:t>2025-11-25</w:t>
       <w:br/>
       <w:br/>
     </w:r>

--- a/klagomål/A 55258-2025 FSC-klagomål.docx
+++ b/klagomål/A 55258-2025 FSC-klagomål.docx
@@ -854,7 +854,7 @@
     <w:r>
       <w:tab/>
       <w:tab/>
-      <w:t>2025-11-25</w:t>
+      <w:t>2025-11-26</w:t>
       <w:br/>
       <w:br/>
     </w:r>

--- a/klagomål/A 55258-2025 FSC-klagomål.docx
+++ b/klagomål/A 55258-2025 FSC-klagomål.docx
@@ -854,7 +854,7 @@
     <w:r>
       <w:tab/>
       <w:tab/>
-      <w:t>2025-11-26</w:t>
+      <w:t>2025-11-27</w:t>
       <w:br/>
       <w:br/>
     </w:r>

--- a/klagomål/A 55258-2025 FSC-klagomål.docx
+++ b/klagomål/A 55258-2025 FSC-klagomål.docx
@@ -854,7 +854,7 @@
     <w:r>
       <w:tab/>
       <w:tab/>
-      <w:t>2025-11-27</w:t>
+      <w:t>2025-11-28</w:t>
       <w:br/>
       <w:br/>
     </w:r>

--- a/klagomål/A 55258-2025 FSC-klagomål.docx
+++ b/klagomål/A 55258-2025 FSC-klagomål.docx
@@ -854,7 +854,7 @@
     <w:r>
       <w:tab/>
       <w:tab/>
-      <w:t>2025-11-28</w:t>
+      <w:t>2025-11-29</w:t>
       <w:br/>
       <w:br/>
     </w:r>

--- a/klagomål/A 55258-2025 FSC-klagomål.docx
+++ b/klagomål/A 55258-2025 FSC-klagomål.docx
@@ -854,7 +854,7 @@
     <w:r>
       <w:tab/>
       <w:tab/>
-      <w:t>2025-11-29</w:t>
+      <w:t>2025-11-30</w:t>
       <w:br/>
       <w:br/>
     </w:r>

--- a/klagomål/A 55258-2025 FSC-klagomål.docx
+++ b/klagomål/A 55258-2025 FSC-klagomål.docx
@@ -854,7 +854,7 @@
     <w:r>
       <w:tab/>
       <w:tab/>
-      <w:t>2025-11-30</w:t>
+      <w:t>2025-12-01</w:t>
       <w:br/>
       <w:br/>
     </w:r>

--- a/klagomål/A 55258-2025 FSC-klagomål.docx
+++ b/klagomål/A 55258-2025 FSC-klagomål.docx
@@ -854,7 +854,7 @@
     <w:r>
       <w:tab/>
       <w:tab/>
-      <w:t>2025-12-01</w:t>
+      <w:t>2025-12-02</w:t>
       <w:br/>
       <w:br/>
     </w:r>

--- a/klagomål/A 55258-2025 FSC-klagomål.docx
+++ b/klagomål/A 55258-2025 FSC-klagomål.docx
@@ -854,7 +854,7 @@
     <w:r>
       <w:tab/>
       <w:tab/>
-      <w:t>2025-12-02</w:t>
+      <w:t>2025-12-03</w:t>
       <w:br/>
       <w:br/>
     </w:r>

--- a/klagomål/A 55258-2025 FSC-klagomål.docx
+++ b/klagomål/A 55258-2025 FSC-klagomål.docx
@@ -854,7 +854,7 @@
     <w:r>
       <w:tab/>
       <w:tab/>
-      <w:t>2025-12-03</w:t>
+      <w:t>2025-12-04</w:t>
       <w:br/>
       <w:br/>
     </w:r>

--- a/klagomål/A 55258-2025 FSC-klagomål.docx
+++ b/klagomål/A 55258-2025 FSC-klagomål.docx
@@ -854,7 +854,7 @@
     <w:r>
       <w:tab/>
       <w:tab/>
-      <w:t>2025-12-04</w:t>
+      <w:t>2025-12-05</w:t>
       <w:br/>
       <w:br/>
     </w:r>

--- a/klagomål/A 55258-2025 FSC-klagomål.docx
+++ b/klagomål/A 55258-2025 FSC-klagomål.docx
@@ -854,7 +854,7 @@
     <w:r>
       <w:tab/>
       <w:tab/>
-      <w:t>2025-12-05</w:t>
+      <w:t>2025-12-06</w:t>
       <w:br/>
       <w:br/>
     </w:r>

--- a/klagomål/A 55258-2025 FSC-klagomål.docx
+++ b/klagomål/A 55258-2025 FSC-klagomål.docx
@@ -854,7 +854,7 @@
     <w:r>
       <w:tab/>
       <w:tab/>
-      <w:t>2025-12-19</w:t>
+      <w:t>2025-12-20</w:t>
       <w:br/>
       <w:br/>
     </w:r>

--- a/klagomål/A 55258-2025 FSC-klagomål.docx
+++ b/klagomål/A 55258-2025 FSC-klagomål.docx
@@ -854,7 +854,7 @@
     <w:r>
       <w:tab/>
       <w:tab/>
-      <w:t>2025-12-20</w:t>
+      <w:t>2025-12-21</w:t>
       <w:br/>
       <w:br/>
     </w:r>

--- a/klagomål/A 55258-2025 FSC-klagomål.docx
+++ b/klagomål/A 55258-2025 FSC-klagomål.docx
@@ -854,7 +854,7 @@
     <w:r>
       <w:tab/>
       <w:tab/>
-      <w:t>2025-12-21</w:t>
+      <w:t>2025-12-22</w:t>
       <w:br/>
       <w:br/>
     </w:r>

--- a/klagomål/A 55258-2025 FSC-klagomål.docx
+++ b/klagomål/A 55258-2025 FSC-klagomål.docx
@@ -854,7 +854,7 @@
     <w:r>
       <w:tab/>
       <w:tab/>
-      <w:t>2025-12-22</w:t>
+      <w:t>2025-12-26</w:t>
       <w:br/>
       <w:br/>
     </w:r>

--- a/klagomål/A 55258-2025 FSC-klagomål.docx
+++ b/klagomål/A 55258-2025 FSC-klagomål.docx
@@ -854,7 +854,7 @@
     <w:r>
       <w:tab/>
       <w:tab/>
-      <w:t>2025-12-26</w:t>
+      <w:t>2025-12-28</w:t>
       <w:br/>
       <w:br/>
     </w:r>

--- a/klagomål/A 55258-2025 FSC-klagomål.docx
+++ b/klagomål/A 55258-2025 FSC-klagomål.docx
@@ -854,7 +854,7 @@
     <w:r>
       <w:tab/>
       <w:tab/>
-      <w:t>2025-12-28</w:t>
+      <w:t>2025-12-29</w:t>
       <w:br/>
       <w:br/>
     </w:r>

--- a/klagomål/A 55258-2025 FSC-klagomål.docx
+++ b/klagomål/A 55258-2025 FSC-klagomål.docx
@@ -854,7 +854,7 @@
     <w:r>
       <w:tab/>
       <w:tab/>
-      <w:t>2025-12-29</w:t>
+      <w:t>2025-12-30</w:t>
       <w:br/>
       <w:br/>
     </w:r>

--- a/klagomål/A 55258-2025 FSC-klagomål.docx
+++ b/klagomål/A 55258-2025 FSC-klagomål.docx
@@ -854,7 +854,7 @@
     <w:r>
       <w:tab/>
       <w:tab/>
-      <w:t>2025-12-30</w:t>
+      <w:t>2025-12-31</w:t>
       <w:br/>
       <w:br/>
     </w:r>

--- a/klagomål/A 55258-2025 FSC-klagomål.docx
+++ b/klagomål/A 55258-2025 FSC-klagomål.docx
@@ -854,7 +854,7 @@
     <w:r>
       <w:tab/>
       <w:tab/>
-      <w:t>2025-12-31</w:t>
+      <w:t>2026-01-03</w:t>
       <w:br/>
       <w:br/>
     </w:r>

--- a/klagomål/A 55258-2025 FSC-klagomål.docx
+++ b/klagomål/A 55258-2025 FSC-klagomål.docx
@@ -854,7 +854,7 @@
     <w:r>
       <w:tab/>
       <w:tab/>
-      <w:t>2026-01-07</w:t>
+      <w:t>2026-01-08</w:t>
       <w:br/>
       <w:br/>
     </w:r>

--- a/klagomål/A 55258-2025 FSC-klagomål.docx
+++ b/klagomål/A 55258-2025 FSC-klagomål.docx
@@ -854,7 +854,7 @@
     <w:r>
       <w:tab/>
       <w:tab/>
-      <w:t>2026-01-08</w:t>
+      <w:t>2026-01-09</w:t>
       <w:br/>
       <w:br/>
     </w:r>

--- a/klagomål/A 55258-2025 FSC-klagomål.docx
+++ b/klagomål/A 55258-2025 FSC-klagomål.docx
@@ -854,7 +854,7 @@
     <w:r>
       <w:tab/>
       <w:tab/>
-      <w:t>2026-01-09</w:t>
+      <w:t>2026-01-10</w:t>
       <w:br/>
       <w:br/>
     </w:r>

--- a/klagomål/A 55258-2025 FSC-klagomål.docx
+++ b/klagomål/A 55258-2025 FSC-klagomål.docx
@@ -854,7 +854,7 @@
     <w:r>
       <w:tab/>
       <w:tab/>
-      <w:t>2026-01-10</w:t>
+      <w:t>2026-01-11</w:t>
       <w:br/>
       <w:br/>
     </w:r>

--- a/klagomål/A 55258-2025 FSC-klagomål.docx
+++ b/klagomål/A 55258-2025 FSC-klagomål.docx
@@ -854,7 +854,7 @@
     <w:r>
       <w:tab/>
       <w:tab/>
-      <w:t>2026-01-11</w:t>
+      <w:t>2026-01-12</w:t>
       <w:br/>
       <w:br/>
     </w:r>

--- a/klagomål/A 55258-2025 FSC-klagomål.docx
+++ b/klagomål/A 55258-2025 FSC-klagomål.docx
@@ -854,7 +854,7 @@
     <w:r>
       <w:tab/>
       <w:tab/>
-      <w:t>2026-01-12</w:t>
+      <w:t>2026-01-13</w:t>
       <w:br/>
       <w:br/>
     </w:r>

--- a/klagomål/A 55258-2025 FSC-klagomål.docx
+++ b/klagomål/A 55258-2025 FSC-klagomål.docx
@@ -854,7 +854,7 @@
     <w:r>
       <w:tab/>
       <w:tab/>
-      <w:t>2026-01-13</w:t>
+      <w:t>2026-01-14</w:t>
       <w:br/>
       <w:br/>
     </w:r>

--- a/klagomål/A 55258-2025 FSC-klagomål.docx
+++ b/klagomål/A 55258-2025 FSC-klagomål.docx
@@ -854,7 +854,7 @@
     <w:r>
       <w:tab/>
       <w:tab/>
-      <w:t>2026-01-14</w:t>
+      <w:t>2026-01-15</w:t>
       <w:br/>
       <w:br/>
     </w:r>

--- a/klagomål/A 55258-2025 FSC-klagomål.docx
+++ b/klagomål/A 55258-2025 FSC-klagomål.docx
@@ -854,7 +854,7 @@
     <w:r>
       <w:tab/>
       <w:tab/>
-      <w:t>2026-01-15</w:t>
+      <w:t>2026-01-16</w:t>
       <w:br/>
       <w:br/>
     </w:r>

--- a/klagomål/A 55258-2025 FSC-klagomål.docx
+++ b/klagomål/A 55258-2025 FSC-klagomål.docx
@@ -854,7 +854,7 @@
     <w:r>
       <w:tab/>
       <w:tab/>
-      <w:t>2026-01-16</w:t>
+      <w:t>2026-01-17</w:t>
       <w:br/>
       <w:br/>
     </w:r>

--- a/klagomål/A 55258-2025 FSC-klagomål.docx
+++ b/klagomål/A 55258-2025 FSC-klagomål.docx
@@ -854,7 +854,7 @@
     <w:r>
       <w:tab/>
       <w:tab/>
-      <w:t>2026-01-17</w:t>
+      <w:t>2026-01-18</w:t>
       <w:br/>
       <w:br/>
     </w:r>

--- a/klagomål/A 55258-2025 FSC-klagomål.docx
+++ b/klagomål/A 55258-2025 FSC-klagomål.docx
@@ -854,7 +854,7 @@
     <w:r>
       <w:tab/>
       <w:tab/>
-      <w:t>2026-01-18</w:t>
+      <w:t>2026-01-19</w:t>
       <w:br/>
       <w:br/>
     </w:r>

--- a/klagomål/A 55258-2025 FSC-klagomål.docx
+++ b/klagomål/A 55258-2025 FSC-klagomål.docx
@@ -854,7 +854,7 @@
     <w:r>
       <w:tab/>
       <w:tab/>
-      <w:t>2026-01-19</w:t>
+      <w:t>2026-01-20</w:t>
       <w:br/>
       <w:br/>
     </w:r>

--- a/klagomål/A 55258-2025 FSC-klagomål.docx
+++ b/klagomål/A 55258-2025 FSC-klagomål.docx
@@ -854,7 +854,7 @@
     <w:r>
       <w:tab/>
       <w:tab/>
-      <w:t>2026-01-20</w:t>
+      <w:t>2026-01-21</w:t>
       <w:br/>
       <w:br/>
     </w:r>

--- a/klagomål/A 55258-2025 FSC-klagomål.docx
+++ b/klagomål/A 55258-2025 FSC-klagomål.docx
@@ -854,7 +854,7 @@
     <w:r>
       <w:tab/>
       <w:tab/>
-      <w:t>2026-01-21</w:t>
+      <w:t>2026-01-23</w:t>
       <w:br/>
       <w:br/>
     </w:r>

--- a/klagomål/A 55258-2025 FSC-klagomål.docx
+++ b/klagomål/A 55258-2025 FSC-klagomål.docx
@@ -854,7 +854,7 @@
     <w:r>
       <w:tab/>
       <w:tab/>
-      <w:t>2026-01-23</w:t>
+      <w:t>2026-01-24</w:t>
       <w:br/>
       <w:br/>
     </w:r>

--- a/klagomål/A 55258-2025 FSC-klagomål.docx
+++ b/klagomål/A 55258-2025 FSC-klagomål.docx
@@ -854,7 +854,7 @@
     <w:r>
       <w:tab/>
       <w:tab/>
-      <w:t>2026-01-24</w:t>
+      <w:t>2026-01-25</w:t>
       <w:br/>
       <w:br/>
     </w:r>

--- a/klagomål/A 55258-2025 FSC-klagomål.docx
+++ b/klagomål/A 55258-2025 FSC-klagomål.docx
@@ -854,7 +854,7 @@
     <w:r>
       <w:tab/>
       <w:tab/>
-      <w:t>2026-01-25</w:t>
+      <w:t>2026-01-26</w:t>
       <w:br/>
       <w:br/>
     </w:r>

--- a/klagomål/A 55258-2025 FSC-klagomål.docx
+++ b/klagomål/A 55258-2025 FSC-klagomål.docx
@@ -854,7 +854,7 @@
     <w:r>
       <w:tab/>
       <w:tab/>
-      <w:t>2026-01-26</w:t>
+      <w:t>2026-01-27</w:t>
       <w:br/>
       <w:br/>
     </w:r>

--- a/klagomål/A 55258-2025 FSC-klagomål.docx
+++ b/klagomål/A 55258-2025 FSC-klagomål.docx
@@ -854,7 +854,7 @@
     <w:r>
       <w:tab/>
       <w:tab/>
-      <w:t>2026-01-27</w:t>
+      <w:t>2026-01-28</w:t>
       <w:br/>
       <w:br/>
     </w:r>

--- a/klagomål/A 55258-2025 FSC-klagomål.docx
+++ b/klagomål/A 55258-2025 FSC-klagomål.docx
@@ -112,7 +112,7 @@
         <w:pStyle w:val="ListBullet"/>
       </w:pPr>
       <w:r>
-        <w:t>Om ett ombud (tex Norra skog eller Mellanskog) avverkningsanmäler en skog med naturvärden motsvarande nyckelbiotops kvalité men markägaren inte är FSC certifierad, bör du skicka in ett FSC kontrollerat virke klagomål. Då ska klagomålet skickas till ombudsföretaget.</w:t>
+        <w:t>Om ett ombud (tex Norra skog eller Mellanskog) avverkningsanmäler en skog med naturvärden motsvarande nyckelbiotops kvalitet men markägaren inte är FSC certifierad, bör du skicka in ett FSC kontrollerat virke klagomål. Då ska klagomålet skickas till ombudsföretaget.</w:t>
       </w:r>
     </w:p>
     <w:p>
@@ -255,6 +255,26 @@
       </w:r>
       <w:r>
         <w:t xml:space="preserve"> förekommer främst i äldre skogar med naturskogskaraktär, liksom i dimensionsavverkade och plockhuggna skogar. I äldre grannaturskog i norra Sverige är den alltjämt en förhållandevis vanlig karaktärsart, medan den längre söderut blir allt mer sällsynt. I Götaland och delar av Svealand är den en god signalart för skyddsvärda granskogsmiljöer. Arten bedöms ha minskat starkt under senare år på grund av skogsavverkningar, då den framför allt växer i äldre granskog med långvarig grankontinuitet. I urskogsliknande bestånd i norra Sverige kan ibland påträffas den mycket sällsynta tickan grantickeporing (VU), som lever på döda grantickor (SLU Artdatabanken, 2024; Nitare &amp; Skogsstyrelsen, 2019).</w:t>
+      </w:r>
+    </w:p>
+    <w:p>
+      <w:r>
+        <w:rPr>
+          <w:b/>
+        </w:rPr>
+        <w:t>Kransrams</w:t>
+      </w:r>
+      <w:r>
+        <w:t xml:space="preserve"> är typisk art för </w:t>
+      </w:r>
+      <w:r>
+        <w:rPr>
+          <w:i/>
+        </w:rPr>
+        <w:t xml:space="preserve">9020 Nordlig ädellövskog </w:t>
+      </w:r>
+      <w:r>
+        <w:t>(SLU Artdatabanken, 2025).</w:t>
       </w:r>
     </w:p>
     <w:p>
@@ -854,7 +874,7 @@
     <w:r>
       <w:tab/>
       <w:tab/>
-      <w:t>2026-01-28</w:t>
+      <w:t>2026-01-29</w:t>
       <w:br/>
       <w:br/>
     </w:r>

--- a/klagomål/A 55258-2025 FSC-klagomål.docx
+++ b/klagomål/A 55258-2025 FSC-klagomål.docx
@@ -874,7 +874,7 @@
     <w:r>
       <w:tab/>
       <w:tab/>
-      <w:t>2026-01-29</w:t>
+      <w:t>2026-01-30</w:t>
       <w:br/>
       <w:br/>
     </w:r>

--- a/klagomål/A 55258-2025 FSC-klagomål.docx
+++ b/klagomål/A 55258-2025 FSC-klagomål.docx
@@ -874,7 +874,7 @@
     <w:r>
       <w:tab/>
       <w:tab/>
-      <w:t>2026-01-30</w:t>
+      <w:t>2026-01-31</w:t>
       <w:br/>
       <w:br/>
     </w:r>

--- a/klagomål/A 55258-2025 FSC-klagomål.docx
+++ b/klagomål/A 55258-2025 FSC-klagomål.docx
@@ -874,7 +874,7 @@
     <w:r>
       <w:tab/>
       <w:tab/>
-      <w:t>2026-03-01</w:t>
+      <w:t>2026-03-02</w:t>
       <w:br/>
       <w:br/>
     </w:r>

--- a/klagomål/A 55258-2025 FSC-klagomål.docx
+++ b/klagomål/A 55258-2025 FSC-klagomål.docx
@@ -874,7 +874,7 @@
     <w:r>
       <w:tab/>
       <w:tab/>
-      <w:t>2026-03-02</w:t>
+      <w:t>2026-03-03</w:t>
       <w:br/>
       <w:br/>
     </w:r>

--- a/klagomål/A 55258-2025 FSC-klagomål.docx
+++ b/klagomål/A 55258-2025 FSC-klagomål.docx
@@ -874,7 +874,7 @@
     <w:r>
       <w:tab/>
       <w:tab/>
-      <w:t>2026-03-03</w:t>
+      <w:t>2026-03-04</w:t>
       <w:br/>
       <w:br/>
     </w:r>

--- a/klagomål/A 55258-2025 FSC-klagomål.docx
+++ b/klagomål/A 55258-2025 FSC-klagomål.docx
@@ -874,7 +874,7 @@
     <w:r>
       <w:tab/>
       <w:tab/>
-      <w:t>2026-03-04</w:t>
+      <w:t>2026-03-05</w:t>
       <w:br/>
       <w:br/>
     </w:r>

--- a/klagomål/A 55258-2025 FSC-klagomål.docx
+++ b/klagomål/A 55258-2025 FSC-klagomål.docx
@@ -874,7 +874,7 @@
     <w:r>
       <w:tab/>
       <w:tab/>
-      <w:t>2026-03-05</w:t>
+      <w:t>2026-03-06</w:t>
       <w:br/>
       <w:br/>
     </w:r>

--- a/klagomål/A 55258-2025 FSC-klagomål.docx
+++ b/klagomål/A 55258-2025 FSC-klagomål.docx
@@ -874,7 +874,7 @@
     <w:r>
       <w:tab/>
       <w:tab/>
-      <w:t>2026-03-06</w:t>
+      <w:t>2026-03-07</w:t>
       <w:br/>
       <w:br/>
     </w:r>

--- a/klagomål/A 55258-2025 FSC-klagomål.docx
+++ b/klagomål/A 55258-2025 FSC-klagomål.docx
@@ -874,7 +874,7 @@
     <w:r>
       <w:tab/>
       <w:tab/>
-      <w:t>2026-03-07</w:t>
+      <w:t>2026-03-08</w:t>
       <w:br/>
       <w:br/>
     </w:r>

--- a/klagomål/A 55258-2025 FSC-klagomål.docx
+++ b/klagomål/A 55258-2025 FSC-klagomål.docx
@@ -874,7 +874,7 @@
     <w:r>
       <w:tab/>
       <w:tab/>
-      <w:t>2026-03-08</w:t>
+      <w:t>2026-03-09</w:t>
       <w:br/>
       <w:br/>
     </w:r>

--- a/klagomål/A 55258-2025 FSC-klagomål.docx
+++ b/klagomål/A 55258-2025 FSC-klagomål.docx
@@ -874,7 +874,7 @@
     <w:r>
       <w:tab/>
       <w:tab/>
-      <w:t>2026-03-09</w:t>
+      <w:t>2026-03-10</w:t>
       <w:br/>
       <w:br/>
     </w:r>

--- a/klagomål/A 55258-2025 FSC-klagomål.docx
+++ b/klagomål/A 55258-2025 FSC-klagomål.docx
@@ -312,7 +312,7 @@
         <w:t>Talltita (NT, §4)</w:t>
       </w:r>
       <w:r>
-        <w:t>, rödlistad som nära hotad och prioriterad art i Skogsvårdslagen har häckningsrevir i anmälan. Arten har minskat kraftigt de senaste 30 åren och minskningstakten innevarande 10-årsperiod beräknas till 20 (10–30) %. Talltitan är synnerligen trogen sitt cirka 15 hektar stora revir och är beroende av flerskiktade olikåldriga skogar för att kunna föda upp sina ungar. Talltitan försvinner om dess livsmiljö kalavverkas (Eggers &amp; Low (2014); Ekman (1979); Griesser et al (2007); Klein (2020); Siffczyk et al (2003); SLU Artdatabanken (2021).</w:t>
+        <w:t>, rödlistad som nära hotad och prioriterad art i Skogsvårdslagen, har häckningsrevir i anmälan. Arten har minskat kraftigt de senaste 30 åren och minskningstakten innevarande 10-årsperiod beräknas till 20 (10–30) %. Talltitan är synnerligen trogen sitt cirka 15 hektar stora revir och är beroende av flerskiktade olikåldriga skogar för att kunna föda upp sina ungar. Talltitan försvinner om dess livsmiljö kalavverkas (Eggers &amp; Low, 2014; Ekman, 1979; Griesser et al, 2007; Klein, 2020; Siffczyk et al, 2003; SLU Artdatabanken, 2021).</w:t>
       </w:r>
     </w:p>
     <w:p>
@@ -874,7 +874,7 @@
     <w:r>
       <w:tab/>
       <w:tab/>
-      <w:t>2026-03-10</w:t>
+      <w:t>2026-03-11</w:t>
       <w:br/>
       <w:br/>
     </w:r>

--- a/klagomål/A 55258-2025 FSC-klagomål.docx
+++ b/klagomål/A 55258-2025 FSC-klagomål.docx
@@ -874,7 +874,7 @@
     <w:r>
       <w:tab/>
       <w:tab/>
-      <w:t>2026-03-11</w:t>
+      <w:t>2026-03-12</w:t>
       <w:br/>
       <w:br/>
     </w:r>

--- a/klagomål/A 55258-2025 FSC-klagomål.docx
+++ b/klagomål/A 55258-2025 FSC-klagomål.docx
@@ -874,7 +874,7 @@
     <w:r>
       <w:tab/>
       <w:tab/>
-      <w:t>2026-03-12</w:t>
+      <w:t>2026-03-13</w:t>
       <w:br/>
       <w:br/>
     </w:r>

--- a/klagomål/A 55258-2025 FSC-klagomål.docx
+++ b/klagomål/A 55258-2025 FSC-klagomål.docx
@@ -874,7 +874,7 @@
     <w:r>
       <w:tab/>
       <w:tab/>
-      <w:t>2026-03-13</w:t>
+      <w:t>2026-03-16</w:t>
       <w:br/>
       <w:br/>
     </w:r>

--- a/klagomål/A 55258-2025 FSC-klagomål.docx
+++ b/klagomål/A 55258-2025 FSC-klagomål.docx
@@ -874,7 +874,7 @@
     <w:r>
       <w:tab/>
       <w:tab/>
-      <w:t>2026-03-16</w:t>
+      <w:t>2026-03-17</w:t>
       <w:br/>
       <w:br/>
     </w:r>

--- a/klagomål/A 55258-2025 FSC-klagomål.docx
+++ b/klagomål/A 55258-2025 FSC-klagomål.docx
@@ -874,7 +874,7 @@
     <w:r>
       <w:tab/>
       <w:tab/>
-      <w:t>2026-03-17</w:t>
+      <w:t>2026-03-18</w:t>
       <w:br/>
       <w:br/>
     </w:r>

--- a/klagomål/A 55258-2025 FSC-klagomål.docx
+++ b/klagomål/A 55258-2025 FSC-klagomål.docx
@@ -874,7 +874,7 @@
     <w:r>
       <w:tab/>
       <w:tab/>
-      <w:t>2026-03-18</w:t>
+      <w:t>2026-03-19</w:t>
       <w:br/>
       <w:br/>
     </w:r>

--- a/klagomål/A 55258-2025 FSC-klagomål.docx
+++ b/klagomål/A 55258-2025 FSC-klagomål.docx
@@ -874,7 +874,7 @@
     <w:r>
       <w:tab/>
       <w:tab/>
-      <w:t>2026-03-19</w:t>
+      <w:t>2026-03-20</w:t>
       <w:br/>
       <w:br/>
     </w:r>

--- a/klagomål/A 55258-2025 FSC-klagomål.docx
+++ b/klagomål/A 55258-2025 FSC-klagomål.docx
@@ -874,7 +874,7 @@
     <w:r>
       <w:tab/>
       <w:tab/>
-      <w:t>2026-03-20</w:t>
+      <w:t>2026-03-21</w:t>
       <w:br/>
       <w:br/>
     </w:r>

--- a/klagomål/A 55258-2025 FSC-klagomål.docx
+++ b/klagomål/A 55258-2025 FSC-klagomål.docx
@@ -874,7 +874,7 @@
     <w:r>
       <w:tab/>
       <w:tab/>
-      <w:t>2026-03-21</w:t>
+      <w:t>2026-03-22</w:t>
       <w:br/>
       <w:br/>
     </w:r>

--- a/klagomål/A 55258-2025 FSC-klagomål.docx
+++ b/klagomål/A 55258-2025 FSC-klagomål.docx
@@ -874,7 +874,7 @@
     <w:r>
       <w:tab/>
       <w:tab/>
-      <w:t>2026-03-22</w:t>
+      <w:t>2026-03-23</w:t>
       <w:br/>
       <w:br/>
     </w:r>

--- a/klagomål/A 55258-2025 FSC-klagomål.docx
+++ b/klagomål/A 55258-2025 FSC-klagomål.docx
@@ -874,7 +874,7 @@
     <w:r>
       <w:tab/>
       <w:tab/>
-      <w:t>2026-03-23</w:t>
+      <w:t>2026-03-24</w:t>
       <w:br/>
       <w:br/>
     </w:r>

--- a/klagomål/A 55258-2025 FSC-klagomål.docx
+++ b/klagomål/A 55258-2025 FSC-klagomål.docx
@@ -874,7 +874,7 @@
     <w:r>
       <w:tab/>
       <w:tab/>
-      <w:t>2026-03-24</w:t>
+      <w:t>2026-03-25</w:t>
       <w:br/>
       <w:br/>
     </w:r>

--- a/klagomål/A 55258-2025 FSC-klagomål.docx
+++ b/klagomål/A 55258-2025 FSC-klagomål.docx
@@ -874,7 +874,7 @@
     <w:r>
       <w:tab/>
       <w:tab/>
-      <w:t>2026-03-25</w:t>
+      <w:t>2026-03-26</w:t>
       <w:br/>
       <w:br/>
     </w:r>

--- a/klagomål/A 55258-2025 FSC-klagomål.docx
+++ b/klagomål/A 55258-2025 FSC-klagomål.docx
@@ -874,7 +874,7 @@
     <w:r>
       <w:tab/>
       <w:tab/>
-      <w:t>2026-03-26</w:t>
+      <w:t>2026-03-27</w:t>
       <w:br/>
       <w:br/>
     </w:r>

--- a/klagomål/A 55258-2025 FSC-klagomål.docx
+++ b/klagomål/A 55258-2025 FSC-klagomål.docx
@@ -874,7 +874,7 @@
     <w:r>
       <w:tab/>
       <w:tab/>
-      <w:t>2026-03-27</w:t>
+      <w:t>2026-03-28</w:t>
       <w:br/>
       <w:br/>
     </w:r>

--- a/klagomål/A 55258-2025 FSC-klagomål.docx
+++ b/klagomål/A 55258-2025 FSC-klagomål.docx
@@ -874,7 +874,7 @@
     <w:r>
       <w:tab/>
       <w:tab/>
-      <w:t>2026-03-28</w:t>
+      <w:t>2026-03-29</w:t>
       <w:br/>
       <w:br/>
     </w:r>

--- a/klagomål/A 55258-2025 FSC-klagomål.docx
+++ b/klagomål/A 55258-2025 FSC-klagomål.docx
@@ -874,7 +874,7 @@
     <w:r>
       <w:tab/>
       <w:tab/>
-      <w:t>2026-03-29</w:t>
+      <w:t>2026-03-30</w:t>
       <w:br/>
       <w:br/>
     </w:r>

--- a/klagomål/A 55258-2025 FSC-klagomål.docx
+++ b/klagomål/A 55258-2025 FSC-klagomål.docx
@@ -874,7 +874,7 @@
     <w:r>
       <w:tab/>
       <w:tab/>
-      <w:t>2026-03-30</w:t>
+      <w:t>2026-03-31</w:t>
       <w:br/>
       <w:br/>
     </w:r>

--- a/klagomål/A 55258-2025 FSC-klagomål.docx
+++ b/klagomål/A 55258-2025 FSC-klagomål.docx
@@ -874,7 +874,7 @@
     <w:r>
       <w:tab/>
       <w:tab/>
-      <w:t>2026-03-31</w:t>
+      <w:t>2026-04-01</w:t>
       <w:br/>
       <w:br/>
     </w:r>

--- a/klagomål/A 55258-2025 FSC-klagomål.docx
+++ b/klagomål/A 55258-2025 FSC-klagomål.docx
@@ -874,7 +874,7 @@
     <w:r>
       <w:tab/>
       <w:tab/>
-      <w:t>2026-04-01</w:t>
+      <w:t>2026-04-02</w:t>
       <w:br/>
       <w:br/>
     </w:r>

--- a/klagomål/A 55258-2025 FSC-klagomål.docx
+++ b/klagomål/A 55258-2025 FSC-klagomål.docx
@@ -874,7 +874,7 @@
     <w:r>
       <w:tab/>
       <w:tab/>
-      <w:t>2026-04-02</w:t>
+      <w:t>2026-04-03</w:t>
       <w:br/>
       <w:br/>
     </w:r>

--- a/klagomål/A 55258-2025 FSC-klagomål.docx
+++ b/klagomål/A 55258-2025 FSC-klagomål.docx
@@ -874,7 +874,7 @@
     <w:r>
       <w:tab/>
       <w:tab/>
-      <w:t>2026-04-03</w:t>
+      <w:t>2026-04-04</w:t>
       <w:br/>
       <w:br/>
     </w:r>

--- a/klagomål/A 55258-2025 FSC-klagomål.docx
+++ b/klagomål/A 55258-2025 FSC-klagomål.docx
@@ -874,7 +874,7 @@
     <w:r>
       <w:tab/>
       <w:tab/>
-      <w:t>2026-04-04</w:t>
+      <w:t>2026-04-05</w:t>
       <w:br/>
       <w:br/>
     </w:r>
